--- a/companies/calderwood-partners/People/2017.02.24 - Onboarding - Daniel Cisneros.docx
+++ b/companies/calderwood-partners/People/2017.02.24 - Onboarding - Daniel Cisneros.docx
@@ -7,27 +7,27 @@
         <w:pStyle w:val="Heading1"/>
       </w:pPr>
       <w:r>
-        <w:t>New associate: Daniel Cisneros</w:t>
+        <w:t>Onboarding Note: Daniel Cisneros</w:t>
       </w:r>
     </w:p>
     <w:p>
       <w:r>
-        <w:t>Daniel Cisneros starts this week in the Advisory practice, a Research Associate on the quantitative side. His work is the numerical groundwork an engagement runs on: building the datasets, running the calculations, and producing the exhibits the analysis is then built around. He works cleanly and lets the numbers carry the point, which is the right instinct for the seat. He is sparing with commentary and trusts the exhibit to speak for itself, a register well suited to an internal handoff. What we need from him first is not interpretation but a set of figures the team can trust without re-checking.</w:t>
+        <w:t>Welcome to Calderwood Partners, Daniel Cisneros. You are joining the Advisory practice as a Research Associate, and your work will center on the primary research a good engagement depends on: drafting the question guides for our client interviews, sitting in on those conversations, and writing up afterward what was actually said. It is more delicate work than it sounds, because the write-up a team relies on is only as good as the discipline of the person who separated, in the moment, what a client stated as fact from what he offered as an impression.</w:t>
       </w:r>
     </w:p>
     <w:p>
       <w:r>
-        <w:t>Daniel reports to Jason Torres, Principal. Jason will assign his work and set the order when several teams need him at once. Competing requests go to Jason to sequence, not to Daniel to arbitrate; anything larger than a scheduling question can come up to me. He and Jason should check in briefly through the first weeks so the work arrives in a steady flow rather than in bursts.</w:t>
+        <w:t>You will report to Jason Torres, Principal, who will set your assignments and read your write-ups first, and he and I hold a caution about interview work that I would ask you to carry from the start: a single vivid quotation is a temptation, and the job is to resist letting one voice stand in for a pattern until the pattern has actually been shown across the conversations. Capture what was said, keep your own editorializing out of it, and the analysis built on your notes will be the sounder for the restraint.</w:t>
       </w:r>
     </w:p>
     <w:p>
       <w:r>
-        <w:t>The first weeks should go to learning how we work more than to turning out volume. He should read into a few recent engagements to see how the quantitative work fed the argument and how the exhibits were laid out for a client, and get familiar with our data sources and the standing templates. Operations will set up his systems and equipment in the opening days. His desk is with the rest of Advisory, within reach of the people whose questions he will be answering. Much of the data he handles is client-confidential, and he should get into the habit of treating every file that way.</w:t>
+        <w:t>On the practical side, human resources will have your paperwork and systems access ready on your first morning, and Jason will place you on a live engagement within your first days, because the firm has long held that its method is learned on real work and not from a note of this kind. For the first month I would ask that you spend a good part of it listening to how the senior people conduct an interview before you lead much of one yourself, since the even-handedness that makes our research trustworthy is a good deal easier to watch than it is to describe.</w:t>
       </w:r>
     </w:p>
     <w:p>
       <w:r>
-        <w:t>One point I would make at the start. Because his figures become the ground the analysis stands on, the discipline that matters most is flagging what he is unsure of instead of presenting every number with the same confidence. A caveat noted early can save an engagement from building on a figure that could not hold. The practice should make him welcome this week; Julie Ramsey likes to sit down with each new associate in the first couple of weeks, and that will be arranged shortly.</w:t>
+        <w:t>The first concrete step is to meet with Jason Torres this week to walk through the engagement he has in mind and to agree how the two of you will work together; anything outside that conversation, or that you would sooner raise away from your reporting line, you are free to bring to me. I am Julie Ramsey, and I am pleased to welcome you to the firm.</w:t>
       </w:r>
     </w:p>
     <w:sectPr>
